--- a/word_reports/LP_0101_위치_240_Caravelli_Pour Elise.docx
+++ b/word_reports/LP_0101_위치_240_Caravelli_Pour Elise.docx
@@ -4,7 +4,7 @@
   <w:body>
     <w:p>
       <w:pPr>
-        <w:spacing w:after="280"/>
+        <w:spacing w:after="80"/>
       </w:pPr>
       <w:r>
         <w:rPr w:rFonts="맑은 고딕">
@@ -13,94 +13,47 @@
           <w:color w:val="1E3A8A"/>
           <w:sz w:val="30"/>
         </w:rPr>
-        <w:t>[240] Caravelli - Pour Elise</w:t>
+        <w:t>Caravelli (카라벨리) - Pour Elise</w:t>
       </w:r>
     </w:p>
     <w:p>
       <w:pPr>
-        <w:spacing w:after="320"/>
+        <w:spacing w:after="240"/>
       </w:pPr>
       <w:r>
         <w:rPr w:rFonts="맑은 고딕">
           <w:rFonts w:ascii="맑은 고딕" w:hAnsi="맑은 고딕" w:eastAsia="맑은 고딕"/>
           <w:b/>
-          <w:sz w:val="20"/>
+          <w:color w:val="4B5563"/>
+          <w:sz w:val="22"/>
         </w:rPr>
-        <w:t>■ 위치 : 240</w:t>
-        <w:br/>
-      </w:r>
-      <w:r>
-        <w:rPr w:rFonts="맑은 고딕">
-          <w:rFonts w:ascii="맑은 고딕" w:hAnsi="맑은 고딕" w:eastAsia="맑은 고딕"/>
-          <w:b/>
-          <w:sz w:val="20"/>
-        </w:rPr>
-        <w:t>■ 아티스트 : Caravelli</w:t>
-        <w:br/>
-      </w:r>
-      <w:r>
-        <w:rPr w:rFonts="맑은 고딕">
-          <w:rFonts w:ascii="맑은 고딕" w:hAnsi="맑은 고딕" w:eastAsia="맑은 고딕"/>
-          <w:b/>
-          <w:sz w:val="20"/>
-        </w:rPr>
-        <w:t>■ 앨범명 : Pour Elise</w:t>
-        <w:br/>
-      </w:r>
-      <w:r>
-        <w:rPr w:rFonts="맑은 고딕">
-          <w:rFonts w:ascii="맑은 고딕" w:hAnsi="맑은 고딕" w:eastAsia="맑은 고딕"/>
-          <w:b w:val="0"/>
-          <w:sz w:val="20"/>
-        </w:rPr>
-        <w:t>■ 음반 레이블 : CBS / CBS Disques</w:t>
-        <w:br/>
-      </w:r>
-      <w:r>
-        <w:rPr w:rFonts="맑은 고딕">
-          <w:rFonts w:ascii="맑은 고딕" w:hAnsi="맑은 고딕" w:eastAsia="맑은 고딕"/>
-          <w:b w:val="0"/>
-          <w:sz w:val="20"/>
-        </w:rPr>
-        <w:t>■ 발매년도 : 1980</w:t>
-        <w:br/>
-      </w:r>
-      <w:r>
-        <w:rPr w:rFonts="맑은 고딕">
-          <w:rFonts w:ascii="맑은 고딕" w:hAnsi="맑은 고딕" w:eastAsia="맑은 고딕"/>
-          <w:b w:val="0"/>
-          <w:sz w:val="20"/>
-        </w:rPr>
-        <w:t>■ 장르 : 이지 리스닝 (Easy Listening), 팝 오케스트라 (Pop Orchestral), 크로스오버 (Crossover)</w:t>
-        <w:br/>
-      </w:r>
-      <w:r>
-        <w:rPr w:rFonts="맑은 고딕">
-          <w:rFonts w:ascii="맑은 고딕" w:hAnsi="맑은 고딕" w:eastAsia="맑은 고딕"/>
-          <w:b w:val="0"/>
-          <w:sz w:val="20"/>
-        </w:rPr>
-        <w:t>■ 주요 수록곡 : 1. Pour Elise (엘리제를 위하여)</w:t>
-        <w:br/>
+        <w:t>위치 :  240</w:t>
       </w:r>
     </w:p>
     <w:p>
       <w:pPr>
-        <w:spacing w:after="160"/>
+        <w:spacing w:line="324" w:lineRule="auto" w:before="80" w:after="160"/>
       </w:pPr>
       <w:r>
         <w:rPr w:rFonts="맑은 고딕">
           <w:rFonts w:ascii="맑은 고딕" w:hAnsi="맑은 고딕" w:eastAsia="맑은 고딕"/>
           <w:b/>
           <w:color w:val="1F2937"/>
-          <w:sz w:val="24"/>
+          <w:sz w:val="22"/>
         </w:rPr>
-        <w:t>■ 음반 해설 및 감상 가이드</w:t>
+        <w:t xml:space="preserve">[음반 소개] </w:t>
+      </w:r>
+      <w:r>
+        <w:rPr w:rFonts="맑은 고딕">
+          <w:rFonts w:ascii="맑은 고딕" w:hAnsi="맑은 고딕" w:eastAsia="맑은 고딕"/>
+          <w:b w:val="0"/>
+          <w:sz w:val="21"/>
+        </w:rPr>
       </w:r>
     </w:p>
     <w:p>
       <w:pPr>
-        <w:spacing w:line="312" w:lineRule="auto" w:after="120"/>
+        <w:spacing w:line="324" w:lineRule="auto" w:after="120"/>
       </w:pPr>
       <w:r>
         <w:rPr w:rFonts="맑은 고딕">
@@ -108,51 +61,516 @@
           <w:b w:val="0"/>
           <w:sz w:val="21"/>
         </w:rPr>
-        <w:t>프랑스가 낳은 이지 리스닝 음악의 거장 카라벨리(Caravelli, 본명 Claude Vasori)는 폴 모리아, 프랭크 푸르셀과 더불어 20세기 팝 오케스트라의 황금기를 이끈 주역입니다. 1980년에 발매된 음반 《Pour Elise》는 베토벤의 불후의 소품 '엘리제를 위하여'를 비롯해 대중에게 친숙한 고전 클래식 명곡들을 카라벨리 특유의 현대적이고 감각적인 오케스트레이션으로 재해석한 명작입니다.</w:t>
+        <w:t>프랑스 프렌치 팝스 오케스트라의 거장 카라벨리가 클래식 불멸의 소품인 베토벤의 '엘리제를 위하여'를 비롯한 고전 명선율들을 유려하고 감각적인 이지리스닝 사운드로 재해석한 명반입니다. 벨벳처럼 부드러운 현악 앙상블과 투명한 피아노, 세련된 현대적 리듬이 교차하며 순수 고전미와 대중적 서정성이 가장 찬란한 지점에서 조화를 이룹니다. 한 시대를 풍미했던 무드 오케스트라 음악(Mood Music)의 정수를 품고 있는 이 작품은, 복잡한 일상을 벗어나 낭만과 평온을 갈망하는 현대인의 영혼에 포근한 쉼표를 선사합니다.</w:t>
       </w:r>
     </w:p>
     <w:p>
       <w:pPr>
-        <w:spacing w:line="312" w:lineRule="auto" w:after="120"/>
+        <w:spacing w:line="324" w:lineRule="auto" w:before="200" w:after="80"/>
       </w:pPr>
+      <w:r>
+        <w:rPr w:rFonts="맑은 고딕">
+          <w:rFonts w:ascii="맑은 고딕" w:hAnsi="맑은 고딕" w:eastAsia="맑은 고딕"/>
+          <w:b/>
+          <w:color w:val="1E3A8A"/>
+          <w:sz w:val="24"/>
+        </w:rPr>
+        <w:t>1. 음반 데이터</w:t>
+      </w:r>
+    </w:p>
+    <w:p>
+      <w:pPr>
+        <w:spacing w:line="324" w:lineRule="auto" w:after="80"/>
+      </w:pPr>
+      <w:r>
+        <w:rPr w:rFonts="맑은 고딕">
+          <w:rFonts w:ascii="맑은 고딕" w:hAnsi="맑은 고딕" w:eastAsia="맑은 고딕"/>
+          <w:b w:val="0"/>
+          <w:color w:val="6B7280"/>
+          <w:sz w:val="21"/>
+        </w:rPr>
+        <w:t xml:space="preserve">· </w:t>
+      </w:r>
+      <w:r>
+        <w:rPr w:rFonts="맑은 고딕">
+          <w:rFonts w:ascii="맑은 고딕" w:hAnsi="맑은 고딕" w:eastAsia="맑은 고딕"/>
+          <w:b/>
+          <w:color w:val="1F2937"/>
+          <w:sz w:val="21"/>
+        </w:rPr>
+        <w:t xml:space="preserve">앨범명: </w:t>
+      </w:r>
       <w:r>
         <w:rPr w:rFonts="맑은 고딕">
           <w:rFonts w:ascii="맑은 고딕" w:hAnsi="맑은 고딕" w:eastAsia="맑은 고딕"/>
           <w:b w:val="0"/>
           <w:sz w:val="21"/>
         </w:rPr>
-        <w:t>이 음반의 음악적 가치는 고전이 지닌 엄숙함의 틀을 깨고, 대중적인 감수성과 우아한 품격을 동시에 확보했다는 점에 있습니다. 카라벨리 오케스트라의 전매특허라 할 수 있는 화려하면서도 실크처럼 부드러운 현악 세션은 곡 전체를 따스하게 감싸 안으며, 여기에 세련된 리듬 섹션과 섬세한 목관 악기의 선율이 더해져 클래식 원곡에 한층 청량하고 현대적인 생명력을 불어넣습니다.</w:t>
+        <w:t>Pour Elise</w:t>
       </w:r>
     </w:p>
     <w:p>
       <w:pPr>
-        <w:spacing w:line="312" w:lineRule="auto" w:after="120"/>
+        <w:spacing w:line="324" w:lineRule="auto" w:after="80"/>
       </w:pPr>
+      <w:r>
+        <w:rPr w:rFonts="맑은 고딕">
+          <w:rFonts w:ascii="맑은 고딕" w:hAnsi="맑은 고딕" w:eastAsia="맑은 고딕"/>
+          <w:b w:val="0"/>
+          <w:color w:val="6B7280"/>
+          <w:sz w:val="21"/>
+        </w:rPr>
+        <w:t xml:space="preserve">· </w:t>
+      </w:r>
+      <w:r>
+        <w:rPr w:rFonts="맑은 고딕">
+          <w:rFonts w:ascii="맑은 고딕" w:hAnsi="맑은 고딕" w:eastAsia="맑은 고딕"/>
+          <w:b/>
+          <w:color w:val="1F2937"/>
+          <w:sz w:val="21"/>
+        </w:rPr>
+        <w:t xml:space="preserve">아티스트: </w:t>
+      </w:r>
       <w:r>
         <w:rPr w:rFonts="맑은 고딕">
           <w:rFonts w:ascii="맑은 고딕" w:hAnsi="맑은 고딕" w:eastAsia="맑은 고딕"/>
           <w:b w:val="0"/>
           <w:sz w:val="21"/>
         </w:rPr>
-        <w:t>타이틀곡인 'Pour Elise'는 베토벤 원곡의 우아한 테마를 경쾌한 리듬과 풍성한 바이올린 합주로 변주하여 색다른 감동을 선사합니다. 또한 모차르트의 '교향곡 40번'이나 리스트의 '사랑의 꿈' 같은 트랙 역시 카라벨리만의 세련된 편곡을 거쳐 시대를 초월한 낭만적인 음악적 휴식을 제공합니다. LP 음반 특유의 따뜻하고 풍성한 아날로그 질감은 오케스트라의 깊은 공간감과 악기들의 유려한 톤을 더욱 돋보이게 만듭니다.</w:t>
+        <w:t>Caravelli (카라벨리)</w:t>
       </w:r>
     </w:p>
     <w:p>
       <w:pPr>
-        <w:spacing w:line="312" w:lineRule="auto" w:after="120"/>
+        <w:spacing w:line="324" w:lineRule="auto" w:after="80"/>
       </w:pPr>
+      <w:r>
+        <w:rPr w:rFonts="맑은 고딕">
+          <w:rFonts w:ascii="맑은 고딕" w:hAnsi="맑은 고딕" w:eastAsia="맑은 고딕"/>
+          <w:b w:val="0"/>
+          <w:color w:val="6B7280"/>
+          <w:sz w:val="21"/>
+        </w:rPr>
+        <w:t xml:space="preserve">· </w:t>
+      </w:r>
+      <w:r>
+        <w:rPr w:rFonts="맑은 고딕">
+          <w:rFonts w:ascii="맑은 고딕" w:hAnsi="맑은 고딕" w:eastAsia="맑은 고딕"/>
+          <w:b/>
+          <w:color w:val="1F2937"/>
+          <w:sz w:val="21"/>
+        </w:rPr>
+        <w:t xml:space="preserve">발매 정보: </w:t>
+      </w:r>
       <w:r>
         <w:rPr w:rFonts="맑은 고딕">
           <w:rFonts w:ascii="맑은 고딕" w:hAnsi="맑은 고딕" w:eastAsia="맑은 고딕"/>
           <w:b w:val="0"/>
           <w:sz w:val="21"/>
         </w:rPr>
-        <w:t>《Pour Elise》는 일상의 지친 심신을 달래주는 고품격 이지 리스닝 음반으로, 클래식과 팝의 경계를 넘나들며 대중을 사로잡았던 1980년대 프랑스 라이트 뮤직(Light Music)의 정수를 보여줍니다. 턴테이블 위에서 회전하는 LP를 통해 흐르는 유려한 현의 울림은 감상자에게 클래식의 색다른 매력과 함께 깊은 여운을 선사할 것입니다.</w:t>
+        <w:t>1970~80년대 프렌치 팝 오케스트라의 전성기 시절 CBS/Epic 레이블 등을 통해 발매되었으며, 대중이 가장 사랑하는 클래식 멜로디를 세련된 오케스트럴 팝으로 편곡하여 고전의 우아함을 대중의 품으로 전달하고자 기획된 앨범입니다.</w:t>
+      </w:r>
+    </w:p>
+    <w:p>
+      <w:pPr>
+        <w:spacing w:line="324" w:lineRule="auto" w:after="80"/>
+      </w:pPr>
+      <w:r>
+        <w:rPr w:rFonts="맑은 고딕">
+          <w:rFonts w:ascii="맑은 고딕" w:hAnsi="맑은 고딕" w:eastAsia="맑은 고딕"/>
+          <w:b w:val="0"/>
+          <w:color w:val="6B7280"/>
+          <w:sz w:val="21"/>
+        </w:rPr>
+        <w:t xml:space="preserve">· </w:t>
+      </w:r>
+      <w:r>
+        <w:rPr w:rFonts="맑은 고딕">
+          <w:rFonts w:ascii="맑은 고딕" w:hAnsi="맑은 고딕" w:eastAsia="맑은 고딕"/>
+          <w:b/>
+          <w:color w:val="1F2937"/>
+          <w:sz w:val="21"/>
+        </w:rPr>
+        <w:t xml:space="preserve">LP 인기도(판매량): </w:t>
+      </w:r>
+      <w:r>
+        <w:rPr w:rFonts="맑은 고딕">
+          <w:rFonts w:ascii="맑은 고딕" w:hAnsi="맑은 고딕" w:eastAsia="맑은 고딕"/>
+          <w:b w:val="0"/>
+          <w:sz w:val="21"/>
+        </w:rPr>
+        <w:t>발매 당시 유럽 전역은 물론 특히 일본과 대한민국, 중남미 지역에서 경이로운 사랑을 받으며 골드 레코드 이상의 상업적 성공을 거두었고, 다수의 라디오 시그널과 배경음악으로 채택되며 밀리언셀러급 파급력을 기록했습니다.</w:t>
+      </w:r>
+    </w:p>
+    <w:p>
+      <w:pPr>
+        <w:spacing w:line="324" w:lineRule="auto" w:after="80"/>
+      </w:pPr>
+      <w:r>
+        <w:rPr w:rFonts="맑은 고딕">
+          <w:rFonts w:ascii="맑은 고딕" w:hAnsi="맑은 고딕" w:eastAsia="맑은 고딕"/>
+          <w:b w:val="0"/>
+          <w:color w:val="6B7280"/>
+          <w:sz w:val="21"/>
+        </w:rPr>
+        <w:t xml:space="preserve">· </w:t>
+      </w:r>
+      <w:r>
+        <w:rPr w:rFonts="맑은 고딕">
+          <w:rFonts w:ascii="맑은 고딕" w:hAnsi="맑은 고딕" w:eastAsia="맑은 고딕"/>
+          <w:b/>
+          <w:color w:val="1F2937"/>
+          <w:sz w:val="21"/>
+        </w:rPr>
+        <w:t xml:space="preserve">각종 수상경력: </w:t>
+      </w:r>
+      <w:r>
+        <w:rPr w:rFonts="맑은 고딕">
+          <w:rFonts w:ascii="맑은 고딕" w:hAnsi="맑은 고딕" w:eastAsia="맑은 고딕"/>
+          <w:b w:val="0"/>
+          <w:sz w:val="21"/>
+        </w:rPr>
+        <w:t>프랑스 음반 아카데미를 비롯한 다수의 대중음악 및 예술 단체로부터 편곡과 오케스트레이션의 탁월성을 공인받았으며, 폴 모리아·프랑크 푸르셀과 어깨를 나란히 하는 프렌치 오케스트라의 거장으로서 그의 명성을 전 세계에 재확인시켰습니다.</w:t>
+      </w:r>
+    </w:p>
+    <w:p>
+      <w:pPr>
+        <w:spacing w:line="324" w:lineRule="auto" w:before="200" w:after="80"/>
+      </w:pPr>
+      <w:r>
+        <w:rPr w:rFonts="맑은 고딕">
+          <w:rFonts w:ascii="맑은 고딕" w:hAnsi="맑은 고딕" w:eastAsia="맑은 고딕"/>
+          <w:b/>
+          <w:color w:val="1E3A8A"/>
+          <w:sz w:val="24"/>
+        </w:rPr>
+        <w:t>2. 아티스트 정보</w:t>
+      </w:r>
+    </w:p>
+    <w:p>
+      <w:pPr>
+        <w:spacing w:line="324" w:lineRule="auto" w:after="80"/>
+      </w:pPr>
+      <w:r>
+        <w:rPr w:rFonts="맑은 고딕">
+          <w:rFonts w:ascii="맑은 고딕" w:hAnsi="맑은 고딕" w:eastAsia="맑은 고딕"/>
+          <w:b w:val="0"/>
+          <w:color w:val="6B7280"/>
+          <w:sz w:val="21"/>
+        </w:rPr>
+        <w:t xml:space="preserve">· </w:t>
+      </w:r>
+      <w:r>
+        <w:rPr w:rFonts="맑은 고딕">
+          <w:rFonts w:ascii="맑은 고딕" w:hAnsi="맑은 고딕" w:eastAsia="맑은 고딕"/>
+          <w:b/>
+          <w:color w:val="1F2937"/>
+          <w:sz w:val="21"/>
+        </w:rPr>
+        <w:t xml:space="preserve">국적: </w:t>
+      </w:r>
+      <w:r>
+        <w:rPr w:rFonts="맑은 고딕">
+          <w:rFonts w:ascii="맑은 고딕" w:hAnsi="맑은 고딕" w:eastAsia="맑은 고딕"/>
+          <w:b w:val="0"/>
+          <w:sz w:val="21"/>
+        </w:rPr>
+        <w:t>프랑스 (France)</w:t>
+      </w:r>
+    </w:p>
+    <w:p>
+      <w:pPr>
+        <w:spacing w:line="324" w:lineRule="auto" w:after="80"/>
+      </w:pPr>
+      <w:r>
+        <w:rPr w:rFonts="맑은 고딕">
+          <w:rFonts w:ascii="맑은 고딕" w:hAnsi="맑은 고딕" w:eastAsia="맑은 고딕"/>
+          <w:b w:val="0"/>
+          <w:color w:val="6B7280"/>
+          <w:sz w:val="21"/>
+        </w:rPr>
+        <w:t xml:space="preserve">· </w:t>
+      </w:r>
+      <w:r>
+        <w:rPr w:rFonts="맑은 고딕">
+          <w:rFonts w:ascii="맑은 고딕" w:hAnsi="맑은 고딕" w:eastAsia="맑은 고딕"/>
+          <w:b/>
+          <w:color w:val="1F2937"/>
+          <w:sz w:val="21"/>
+        </w:rPr>
+        <w:t xml:space="preserve">생몰년도: </w:t>
+      </w:r>
+      <w:r>
+        <w:rPr w:rFonts="맑은 고딕">
+          <w:rFonts w:ascii="맑은 고딕" w:hAnsi="맑은 고딕" w:eastAsia="맑은 고딕"/>
+          <w:b w:val="0"/>
+          <w:sz w:val="21"/>
+        </w:rPr>
+        <w:t>1932년 ~ 2019년</w:t>
+      </w:r>
+    </w:p>
+    <w:p>
+      <w:pPr>
+        <w:spacing w:line="324" w:lineRule="auto" w:after="80"/>
+      </w:pPr>
+      <w:r>
+        <w:rPr w:rFonts="맑은 고딕">
+          <w:rFonts w:ascii="맑은 고딕" w:hAnsi="맑은 고딕" w:eastAsia="맑은 고딕"/>
+          <w:b w:val="0"/>
+          <w:color w:val="6B7280"/>
+          <w:sz w:val="21"/>
+        </w:rPr>
+        <w:t xml:space="preserve">· </w:t>
+      </w:r>
+      <w:r>
+        <w:rPr w:rFonts="맑은 고딕">
+          <w:rFonts w:ascii="맑은 고딕" w:hAnsi="맑은 고딕" w:eastAsia="맑은 고딕"/>
+          <w:b/>
+          <w:color w:val="1F2937"/>
+          <w:sz w:val="21"/>
+        </w:rPr>
+        <w:t xml:space="preserve">그룹 소속: </w:t>
+      </w:r>
+      <w:r>
+        <w:rPr w:rFonts="맑은 고딕">
+          <w:rFonts w:ascii="맑은 고딕" w:hAnsi="맑은 고딕" w:eastAsia="맑은 고딕"/>
+          <w:b w:val="0"/>
+          <w:sz w:val="21"/>
+        </w:rPr>
+        <w:t>Caravelli et son Orchestre (카라벨리와 그의 오케스트라, 지휘자 겸 피아니스트)</w:t>
+      </w:r>
+    </w:p>
+    <w:p>
+      <w:pPr>
+        <w:spacing w:line="324" w:lineRule="auto" w:after="80"/>
+      </w:pPr>
+      <w:r>
+        <w:rPr w:rFonts="맑은 고딕">
+          <w:rFonts w:ascii="맑은 고딕" w:hAnsi="맑은 고딕" w:eastAsia="맑은 고딕"/>
+          <w:b w:val="0"/>
+          <w:color w:val="6B7280"/>
+          <w:sz w:val="21"/>
+        </w:rPr>
+        <w:t xml:space="preserve">· </w:t>
+      </w:r>
+      <w:r>
+        <w:rPr w:rFonts="맑은 고딕">
+          <w:rFonts w:ascii="맑은 고딕" w:hAnsi="맑은 고딕" w:eastAsia="맑은 고딕"/>
+          <w:b/>
+          <w:color w:val="1F2937"/>
+          <w:sz w:val="21"/>
+        </w:rPr>
+        <w:t xml:space="preserve">아티스트 소개: </w:t>
+      </w:r>
+      <w:r>
+        <w:rPr w:rFonts="맑은 고딕">
+          <w:rFonts w:ascii="맑은 고딕" w:hAnsi="맑은 고딕" w:eastAsia="맑은 고딕"/>
+          <w:b w:val="0"/>
+          <w:sz w:val="21"/>
+        </w:rPr>
+        <w:t>본명이 클로드 바조리(Claude Vasori)인 카라벨리는 이탈리아계 프랑스 지휘자이자 작곡가, 피아니스트로 '비단결 같은 스트링 사운드'를 창조해 낸 20세기 무드 음악의 개척자입니다. 클래식과 샹송, 팝 음악을 매혹적인 편곡으로 넘나들며 전 세계 음악팬들에게 가장 로맨틱하고 낭만적인 오케스트라 사운드를 각인시킨 팝스계의 독보적인 거장입니다.</w:t>
+      </w:r>
+    </w:p>
+    <w:p>
+      <w:pPr>
+        <w:spacing w:line="324" w:lineRule="auto" w:before="200" w:after="80"/>
+      </w:pPr>
+      <w:r>
+        <w:rPr w:rFonts="맑은 고딕">
+          <w:rFonts w:ascii="맑은 고딕" w:hAnsi="맑은 고딕" w:eastAsia="맑은 고딕"/>
+          <w:b/>
+          <w:color w:val="1E3A8A"/>
+          <w:sz w:val="24"/>
+        </w:rPr>
+        <w:t>3. 음반 상세 분석</w:t>
+      </w:r>
+    </w:p>
+    <w:p>
+      <w:pPr>
+        <w:spacing w:line="324" w:lineRule="auto" w:after="80"/>
+      </w:pPr>
+      <w:r>
+        <w:rPr w:rFonts="맑은 고딕">
+          <w:rFonts w:ascii="맑은 고딕" w:hAnsi="맑은 고딕" w:eastAsia="맑은 고딕"/>
+          <w:b w:val="0"/>
+          <w:color w:val="6B7280"/>
+          <w:sz w:val="21"/>
+        </w:rPr>
+        <w:t xml:space="preserve">· </w:t>
+      </w:r>
+      <w:r>
+        <w:rPr w:rFonts="맑은 고딕">
+          <w:rFonts w:ascii="맑은 고딕" w:hAnsi="맑은 고딕" w:eastAsia="맑은 고딕"/>
+          <w:b/>
+          <w:color w:val="1F2937"/>
+          <w:sz w:val="21"/>
+        </w:rPr>
+        <w:t xml:space="preserve">역사적 위치: </w:t>
+      </w:r>
+      <w:r>
+        <w:rPr w:rFonts="맑은 고딕">
+          <w:rFonts w:ascii="맑은 고딕" w:hAnsi="맑은 고딕" w:eastAsia="맑은 고딕"/>
+          <w:b w:val="0"/>
+          <w:sz w:val="21"/>
+        </w:rPr>
+        <w:t>엄숙하고 경직되어 있던 정통 클래식의 문턱을 낮추고, 대중적인 팝의 호흡을 불어넣은 '심포닉 팝(Symphonic Pop)' 및 크로스오버 장르의 교과서적인 완성도를 보여줍니다. 원곡의 구조적 아름다움을 해치지 않으면서도 대중의 감수성을 섬세하게 어루만진 음악사적 기념비입니다.</w:t>
+      </w:r>
+    </w:p>
+    <w:p>
+      <w:pPr>
+        <w:spacing w:line="324" w:lineRule="auto" w:after="80"/>
+      </w:pPr>
+      <w:r>
+        <w:rPr w:rFonts="맑은 고딕">
+          <w:rFonts w:ascii="맑은 고딕" w:hAnsi="맑은 고딕" w:eastAsia="맑은 고딕"/>
+          <w:b w:val="0"/>
+          <w:color w:val="6B7280"/>
+          <w:sz w:val="21"/>
+        </w:rPr>
+        <w:t xml:space="preserve">· </w:t>
+      </w:r>
+      <w:r>
+        <w:rPr w:rFonts="맑은 고딕">
+          <w:rFonts w:ascii="맑은 고딕" w:hAnsi="맑은 고딕" w:eastAsia="맑은 고딕"/>
+          <w:b/>
+          <w:color w:val="1F2937"/>
+          <w:sz w:val="21"/>
+        </w:rPr>
+        <w:t xml:space="preserve">시대의 흔적(스토리텔링): </w:t>
+      </w:r>
+      <w:r>
+        <w:rPr w:rFonts="맑은 고딕">
+          <w:rFonts w:ascii="맑은 고딕" w:hAnsi="맑은 고딕" w:eastAsia="맑은 고딕"/>
+          <w:b w:val="0"/>
+          <w:sz w:val="21"/>
+        </w:rPr>
+        <w:t>1970~80년대 LP 전성기 시절, 밤마다 라디오 다이얼을 돌리며 청춘의 고뇌와 낭만을 속삭이던 세대들의 정서적 배경음악으로 기능했습니다. 따스한 차 한 잔과 함께 음악 다방과 거실의 턴테이블 위를 수놓으며 당대 청춘들에게 우아한 문화적 사치와 깊은 위로를 건네주었던 시대의 온기가 고스란히 배어 있습니다.</w:t>
+      </w:r>
+    </w:p>
+    <w:p>
+      <w:pPr>
+        <w:spacing w:line="324" w:lineRule="auto" w:before="200" w:after="80"/>
+      </w:pPr>
+      <w:r>
+        <w:rPr w:rFonts="맑은 고딕">
+          <w:rFonts w:ascii="맑은 고딕" w:hAnsi="맑은 고딕" w:eastAsia="맑은 고딕"/>
+          <w:b/>
+          <w:color w:val="1E3A8A"/>
+          <w:sz w:val="24"/>
+        </w:rPr>
+        <w:t>4. 주요 수록곡 및 감상 제언</w:t>
+      </w:r>
+    </w:p>
+    <w:p>
+      <w:pPr>
+        <w:spacing w:line="324" w:lineRule="auto" w:after="80"/>
+      </w:pPr>
+      <w:r>
+        <w:rPr w:rFonts="맑은 고딕">
+          <w:rFonts w:ascii="맑은 고딕" w:hAnsi="맑은 고딕" w:eastAsia="맑은 고딕"/>
+          <w:b w:val="0"/>
+          <w:color w:val="6B7280"/>
+          <w:sz w:val="21"/>
+        </w:rPr>
+        <w:t xml:space="preserve">· </w:t>
+      </w:r>
+      <w:r>
+        <w:rPr w:rFonts="맑은 고딕">
+          <w:rFonts w:ascii="맑은 고딕" w:hAnsi="맑은 고딕" w:eastAsia="맑은 고딕"/>
+          <w:b/>
+          <w:color w:val="1F2937"/>
+          <w:sz w:val="21"/>
+        </w:rPr>
+        <w:t xml:space="preserve">주요 수록곡 특징: </w:t>
+      </w:r>
+      <w:r>
+        <w:rPr w:rFonts="맑은 고딕">
+          <w:rFonts w:ascii="맑은 고딕" w:hAnsi="맑은 고딕" w:eastAsia="맑은 고딕"/>
+          <w:b w:val="0"/>
+          <w:sz w:val="21"/>
+        </w:rPr>
+        <w:t>표제작인 'Pour Elise'는 베토벤 원곡의 애틋한 주선율을 물결치는 듯한 현악 합주와 영롱한 피아노 타건으로 드라마틱하게 승화시켜 낭만주의의 새로운 차원을 제시합니다. 함께 흐르는 유려한 클래식 변주 트랙들 역시 고전의 무게감 대신 프렌치 팝 특유의 화사함과 아련한 노스탤지어를 입혀 듣는 이의 마음을 단숨에 사로잡습니다.</w:t>
+      </w:r>
+    </w:p>
+    <w:p>
+      <w:pPr>
+        <w:spacing w:line="324" w:lineRule="auto" w:after="80"/>
+      </w:pPr>
+      <w:r>
+        <w:rPr w:rFonts="맑은 고딕">
+          <w:rFonts w:ascii="맑은 고딕" w:hAnsi="맑은 고딕" w:eastAsia="맑은 고딕"/>
+          <w:b w:val="0"/>
+          <w:color w:val="6B7280"/>
+          <w:sz w:val="21"/>
+        </w:rPr>
+        <w:t xml:space="preserve">· </w:t>
+      </w:r>
+      <w:r>
+        <w:rPr w:rFonts="맑은 고딕">
+          <w:rFonts w:ascii="맑은 고딕" w:hAnsi="맑은 고딕" w:eastAsia="맑은 고딕"/>
+          <w:b/>
+          <w:color w:val="1F2937"/>
+          <w:sz w:val="21"/>
+        </w:rPr>
+        <w:t xml:space="preserve">빈티지 감상 제언: </w:t>
+      </w:r>
+      <w:r>
+        <w:rPr w:rFonts="맑은 고딕">
+          <w:rFonts w:ascii="맑은 고딕" w:hAnsi="맑은 고딕" w:eastAsia="맑은 고딕"/>
+          <w:b w:val="0"/>
+          <w:sz w:val="21"/>
+        </w:rPr>
+        <w:t>진공관 앰프가 자아내는 풍성한 배음과 턴테이블 카트리지가 바이닐의 미세한 소리골을 짚어낼 때 터져 나오는 현악 섹션의 실키한 질감이 단연 일품입니다. 조명을 은은하게 낮춘 밤, 중역대의 따뜻함과 고음역의 투명한 잔향이 살아나는 아날로그 사운드로 감상할 때 오케스트라가 눈앞에 펼쳐지는 듯한 황홀한 공간감을 만끽할 수 있습니다.</w:t>
+      </w:r>
+    </w:p>
+    <w:p>
+      <w:pPr>
+        <w:spacing w:line="324" w:lineRule="auto" w:after="80"/>
+      </w:pPr>
+      <w:r>
+        <w:rPr w:rFonts="맑은 고딕">
+          <w:rFonts w:ascii="맑은 고딕" w:hAnsi="맑은 고딕" w:eastAsia="맑은 고딕"/>
+          <w:b w:val="0"/>
+          <w:color w:val="6B7280"/>
+          <w:sz w:val="21"/>
+        </w:rPr>
+        <w:t xml:space="preserve">· </w:t>
+      </w:r>
+      <w:r>
+        <w:rPr w:rFonts="맑은 고딕">
+          <w:rFonts w:ascii="맑은 고딕" w:hAnsi="맑은 고딕" w:eastAsia="맑은 고딕"/>
+          <w:b/>
+          <w:color w:val="1F2937"/>
+          <w:sz w:val="21"/>
+        </w:rPr>
+        <w:t xml:space="preserve">소장 가치: </w:t>
+      </w:r>
+      <w:r>
+        <w:rPr w:rFonts="맑은 고딕">
+          <w:rFonts w:ascii="맑은 고딕" w:hAnsi="맑은 고딕" w:eastAsia="맑은 고딕"/>
+          <w:b w:val="0"/>
+          <w:sz w:val="21"/>
+        </w:rPr>
+        <w:t>디지털 마스터링으로는 결코 복원해 낼 수 없는 20세기 후반 아날로그 오케스트레이션 특유의 온기와 유려한 선율미를 고스란히 간직한 앨범입니다. 이지리스닝과 클래식 크로스오버의 황금기를 증언하는 역사적 사료이자, 서정적 바이닐 컬렉션을 지향하는 애호가라면 필히 턴테이블 곁에 꽂아두어야 할 영원한 명작입니다.</w:t>
+      </w:r>
+    </w:p>
+    <w:p>
+      <w:pPr>
+        <w:spacing w:line="324" w:lineRule="auto" w:after="120" w:before="160"/>
+      </w:pPr>
+      <w:r>
+        <w:rPr w:rFonts="맑은 고딕">
+          <w:rFonts w:ascii="맑은 고딕" w:hAnsi="맑은 고딕" w:eastAsia="맑은 고딕"/>
+          <w:b/>
+          <w:color w:val="4338CA"/>
+          <w:sz w:val="21"/>
+        </w:rPr>
+        <w:t>이 음반을 통해 카라벨리의 섬세하고 영롱한 현악 선율이 일상 속에 따스하게 스며들며 전해주는 감동을 다시 한번 경험해 보시는 것은 어떨까요?</w:t>
       </w:r>
     </w:p>
     <w:sectPr>
       <w:pgSz w:w="12240" w:h="15840"/>
-      <w:pgMar w:top="1440" w:right="1440" w:bottom="1440" w:left="1440" w:header="720" w:footer="720" w:gutter="0"/>
+      <w:pgMar w:top="1152" w:right="1296" w:bottom="1152" w:left="1296" w:header="720" w:footer="720" w:gutter="0"/>
       <w:cols w:space="720"/>
       <w:docGrid w:linePitch="360"/>
     </w:sectPr>

--- a/word_reports/LP_0101_위치_240_Caravelli_Pour Elise.docx
+++ b/word_reports/LP_0101_위치_240_Caravelli_Pour Elise.docx
@@ -32,7 +32,7 @@
     </w:p>
     <w:p>
       <w:pPr>
-        <w:spacing w:line="324" w:lineRule="auto" w:before="80" w:after="160"/>
+        <w:spacing w:line="324" w:lineRule="auto" w:before="80" w:after="120"/>
       </w:pPr>
       <w:r>
         <w:rPr w:rFonts="맑은 고딕">
@@ -42,13 +42,6 @@
           <w:sz w:val="22"/>
         </w:rPr>
         <w:t xml:space="preserve">[음반 소개] </w:t>
-      </w:r>
-      <w:r>
-        <w:rPr w:rFonts="맑은 고딕">
-          <w:rFonts w:ascii="맑은 고딕" w:hAnsi="맑은 고딕" w:eastAsia="맑은 고딕"/>
-          <w:b w:val="0"/>
-          <w:sz w:val="21"/>
-        </w:rPr>
       </w:r>
     </w:p>
     <w:p>
@@ -61,7 +54,33 @@
           <w:b w:val="0"/>
           <w:sz w:val="21"/>
         </w:rPr>
-        <w:t>프랑스 프렌치 팝스 오케스트라의 거장 카라벨리가 클래식 불멸의 소품인 베토벤의 '엘리제를 위하여'를 비롯한 고전 명선율들을 유려하고 감각적인 이지리스닝 사운드로 재해석한 명반입니다. 벨벳처럼 부드러운 현악 앙상블과 투명한 피아노, 세련된 현대적 리듬이 교차하며 순수 고전미와 대중적 서정성이 가장 찬란한 지점에서 조화를 이룹니다. 한 시대를 풍미했던 무드 오케스트라 음악(Mood Music)의 정수를 품고 있는 이 작품은, 복잡한 일상을 벗어나 낭만과 평온을 갈망하는 현대인의 영혼에 포근한 쉼표를 선사합니다.</w:t>
+        <w:t>프렌치 팝 오케스트라가 만개하던 20세기 후반, 카라벨리(Caravelli)는 특유의 화사하고 유려한 선율미로 전 세계 음악 애호가들의 가슴에 서정의 물결을 일으켰습니다. 폴 모리아(Paul Mauriat), 프랑크 푸르셀(Franck Pourcel)과 어깨를 나란히 하며 이지리스닝(Easy Listening)의 황금기를 주도했던 그는, 대중음악의 리듬감과 클래식 음악의 고귀한 품격을 가장 매끄럽게 교차시킨 연금술사였습니다. 본 작 [Pour Elise]는 거장 베토벤의 불멸의 소품 '엘리제를 위하여'를 필두로, 시대를 초월하여 사랑받아 온 클래식의 명선율들을 카라벨리 오케스트라 특유의 비단결 같은 현악 앙상블로 재해석한 기념비적 역작입니다.</w:t>
+      </w:r>
+    </w:p>
+    <w:p>
+      <w:pPr>
+        <w:spacing w:line="324" w:lineRule="auto" w:after="120"/>
+      </w:pPr>
+      <w:r>
+        <w:rPr w:rFonts="맑은 고딕">
+          <w:rFonts w:ascii="맑은 고딕" w:hAnsi="맑은 고딕" w:eastAsia="맑은 고딕"/>
+          <w:b w:val="0"/>
+          <w:sz w:val="21"/>
+        </w:rPr>
+        <w:t>이 음반은 엄숙한 콘서트홀의 전유물로 여겨지던 고전 음악의 문턱을 낮추어, 평범한 일상의 공간 속으로 유럽의 낭만을 온전히 불어넣은 예술적 결실입니다. 카라벨리는 단순히 원곡의 멜로디를 오케스트라로 옮겨 담는 데 그치지 않고, 섬세한 피아노 터치와 화려하게 굽이치는 바이올린 파트, 그리고 은은하게 중심을 잡아주는 현대적인 리듬 섹션을 결합하여 친근하면서도 격조 높은 새로운 사운드스케이프를 창조해 냈습니다. 그 결과, 클래식 애호가에게는 익숙한 멜로디가 전하는 신선한 변주의 즐거움을, 팝 애호가에게는 오케스트라 편곡이 선사하는 웅장하고 유려한 감동을 동시에 안겨주었습니다.</w:t>
+      </w:r>
+    </w:p>
+    <w:p>
+      <w:pPr>
+        <w:spacing w:line="324" w:lineRule="auto" w:after="120"/>
+      </w:pPr>
+      <w:r>
+        <w:rPr w:rFonts="맑은 고딕">
+          <w:rFonts w:ascii="맑은 고딕" w:hAnsi="맑은 고딕" w:eastAsia="맑은 고딕"/>
+          <w:b w:val="0"/>
+          <w:sz w:val="21"/>
+        </w:rPr>
+        <w:t>반세기에 가까운 세월이 흐른 오늘날에도 이 음반이 빛을 잃지 않는 이유는, 음표 하나하나에 깃든 프렌치 감성의 정수 덕분입니다. 찰나의 자극에 매몰되기 쉬운 디지털 시대에, 카라벨리가 빚어낸 따스하고 온화한 현악의 울림은 듣는 이의 메마른 감성을 조용히 어루만지는 치유의 공간을 마련해 줍니다. 턴테이블의 바늘이 회전하는 동안 피어오르는 유려한 멜로디는 아련한 노스탤지어를 자극하며, 시대를 뛰어넘어 인간의 영혼을 위로하는 서정적 울림의 진수를 유감없이 들려줍니다.</w:t>
       </w:r>
     </w:p>
     <w:p>
@@ -168,7 +187,7 @@
           <w:b w:val="0"/>
           <w:sz w:val="21"/>
         </w:rPr>
-        <w:t>1970~80년대 프렌치 팝 오케스트라의 전성기 시절 CBS/Epic 레이블 등을 통해 발매되었으며, 대중이 가장 사랑하는 클래식 멜로디를 세련된 오케스트럴 팝으로 편곡하여 고전의 우아함을 대중의 품으로 전달하고자 기획된 앨범입니다.</w:t>
+        <w:t>1970~80년대 프렌치 팝 오케스트라의 전성기에 기획·발매된 음반으로, 클래식 명곡들의 현대적 오케스트라 편곡을 집대성하여 유럽과 아시아 전역에 라이선스 발매된 명반입니다.</w:t>
       </w:r>
     </w:p>
     <w:p>
@@ -199,7 +218,7 @@
           <w:b w:val="0"/>
           <w:sz w:val="21"/>
         </w:rPr>
-        <w:t>발매 당시 유럽 전역은 물론 특히 일본과 대한민국, 중남미 지역에서 경이로운 사랑을 받으며 골드 레코드 이상의 상업적 성공을 거두었고, 다수의 라디오 시그널과 배경음악으로 채택되며 밀리언셀러급 파급력을 기록했습니다.</w:t>
+        <w:t>발매 직후 유럽 및 일본, 대한민국을 비롯한 아시아 시장의 경음악 차트 상위권을 석권하며 스테디셀러로 자리 잡았고, 다수의 수록곡이 방송 시그널 및 라디오 배경음악으로 광범위하게 사용되며 대중적 사랑을 받았습니다.</w:t>
       </w:r>
     </w:p>
     <w:p>
@@ -230,7 +249,7 @@
           <w:b w:val="0"/>
           <w:sz w:val="21"/>
         </w:rPr>
-        <w:t>프랑스 음반 아카데미를 비롯한 다수의 대중음악 및 예술 단체로부터 편곡과 오케스트레이션의 탁월성을 공인받았으며, 폴 모리아·프랑크 푸르셀과 어깨를 나란히 하는 프렌치 오케스트라의 거장으로서 그의 명성을 전 세계에 재확인시켰습니다.</w:t>
+        <w:t>프랑스 음반계의 최고 권위를 자랑하는 '디스크 대상(Grand Prix du Disque)'을 수상한 거장의 음악적 성취와 전 세계에 걸친 수많은 골드 디스크 기록이 증명하는 높은 예술적 위상을 지니고 있습니다.</w:t>
       </w:r>
     </w:p>
     <w:p>
@@ -306,7 +325,7 @@
           <w:b w:val="0"/>
           <w:sz w:val="21"/>
         </w:rPr>
-        <w:t>1932년 ~ 2019년</w:t>
+        <w:t>1930년 9월 12일 ~ 2015년 4월 1일</w:t>
       </w:r>
     </w:p>
     <w:p>
@@ -337,7 +356,7 @@
           <w:b w:val="0"/>
           <w:sz w:val="21"/>
         </w:rPr>
-        <w:t>Caravelli et son Orchestre (카라벨리와 그의 오케스트라, 지휘자 겸 피아니스트)</w:t>
+        <w:t>Caravelli et son Grand Orchestre (카라벨리 그랜드 오케스트라)</w:t>
       </w:r>
     </w:p>
     <w:p>
@@ -368,7 +387,7 @@
           <w:b w:val="0"/>
           <w:sz w:val="21"/>
         </w:rPr>
-        <w:t>본명이 클로드 바조리(Claude Vasori)인 카라벨리는 이탈리아계 프랑스 지휘자이자 작곡가, 피아니스트로 '비단결 같은 스트링 사운드'를 창조해 낸 20세기 무드 음악의 개척자입니다. 클래식과 샹송, 팝 음악을 매혹적인 편곡으로 넘나들며 전 세계 음악팬들에게 가장 로맨틱하고 낭만적인 오케스트라 사운드를 각인시킨 팝스계의 독보적인 거장입니다.</w:t>
+        <w:t>카라벨리(본명 Claude Vasori)는 프랑스를 대표하는 작곡가이자 지휘자, 편곡자로서 20세기 무드 음악과 프렌치 팝 오케스트라 사운드를 완성한 거장입니다. 화려하면서도 비단결처럼 부드러운 스트링 편곡과 세련된 감수성으로 클래식과 팝의 경계를 허물며 전 세계 수억 명의 리스너를 매료시켰습니다.</w:t>
       </w:r>
     </w:p>
     <w:p>
@@ -413,7 +432,7 @@
           <w:b w:val="0"/>
           <w:sz w:val="21"/>
         </w:rPr>
-        <w:t>엄숙하고 경직되어 있던 정통 클래식의 문턱을 낮추고, 대중적인 팝의 호흡을 불어넣은 '심포닉 팝(Symphonic Pop)' 및 크로스오버 장르의 교과서적인 완성도를 보여줍니다. 원곡의 구조적 아름다움을 해치지 않으면서도 대중의 감수성을 섬세하게 어루만진 음악사적 기념비입니다.</w:t>
+        <w:t>엄숙한 고전 음악의 미학을 대중적인 오케스트럴 사운드로 완벽히 재해석해낸 크로스오버 이지리스닝의 교과서적인 앨범입니다.</w:t>
       </w:r>
     </w:p>
     <w:p>
@@ -444,7 +463,7 @@
           <w:b w:val="0"/>
           <w:sz w:val="21"/>
         </w:rPr>
-        <w:t>1970~80년대 LP 전성기 시절, 밤마다 라디오 다이얼을 돌리며 청춘의 고뇌와 낭만을 속삭이던 세대들의 정서적 배경음악으로 기능했습니다. 따스한 차 한 잔과 함께 음악 다방과 거실의 턴테이블 위를 수놓으며 당대 청춘들에게 우아한 문화적 사치와 깊은 위로를 건네주었던 시대의 온기가 고스란히 배어 있습니다.</w:t>
+        <w:t>1970~80년대 한국의 음악다방과 심야 라디오 프로그램의 단골 레퍼토리로 흐르며, 고단한 하루를 마친 당대 청춘들의 고독과 낭만을 따스하게 위로해 주던 서정적 시대상이 고스란히 각인되어 있습니다.</w:t>
       </w:r>
     </w:p>
     <w:p>
@@ -489,7 +508,7 @@
           <w:b w:val="0"/>
           <w:sz w:val="21"/>
         </w:rPr>
-        <w:t>표제작인 'Pour Elise'는 베토벤 원곡의 애틋한 주선율을 물결치는 듯한 현악 합주와 영롱한 피아노 타건으로 드라마틱하게 승화시켜 낭만주의의 새로운 차원을 제시합니다. 함께 흐르는 유려한 클래식 변주 트랙들 역시 고전의 무게감 대신 프렌치 팝 특유의 화사함과 아련한 노스탤지어를 입혀 듣는 이의 마음을 단숨에 사로잡습니다.</w:t>
+        <w:t>베토벤의 피아노 소품을 눈부신 현악과 영롱한 건반의 조화로 재탄생시킨 타이틀곡 'Pour Elise'를 비롯하여, 낭만파 클래식 테마들을 카라벨리 특유의 감미롭고 유려한 프렌치 터치로 엮어낸 트랙들이 서정의 극치를 보여줍니다.</w:t>
       </w:r>
     </w:p>
     <w:p>
@@ -520,7 +539,7 @@
           <w:b w:val="0"/>
           <w:sz w:val="21"/>
         </w:rPr>
-        <w:t>진공관 앰프가 자아내는 풍성한 배음과 턴테이블 카트리지가 바이닐의 미세한 소리골을 짚어낼 때 터져 나오는 현악 섹션의 실키한 질감이 단연 일품입니다. 조명을 은은하게 낮춘 밤, 중역대의 따뜻함과 고음역의 투명한 잔향이 살아나는 아날로그 사운드로 감상할 때 오케스트라가 눈앞에 펼쳐지는 듯한 황홀한 공간감을 만끽할 수 있습니다.</w:t>
+        <w:t>진공관 앰프를 통해 흘러나오는 현악 파트의 미세한 떨림과 배음의 온기, 그리고 아날로그 턴테이블 카트리지가 긁어내는 특유의 두터운 그루브 질감에 귀를 기울일 때 오케스트라의 진정한 공간감을 만끽할 수 있습니다.</w:t>
       </w:r>
     </w:p>
     <w:p>
@@ -551,7 +570,7 @@
           <w:b w:val="0"/>
           <w:sz w:val="21"/>
         </w:rPr>
-        <w:t>디지털 마스터링으로는 결코 복원해 낼 수 없는 20세기 후반 아날로그 오케스트레이션 특유의 온기와 유려한 선율미를 고스란히 간직한 앨범입니다. 이지리스닝과 클래식 크로스오버의 황금기를 증언하는 역사적 사료이자, 서정적 바이닐 컬렉션을 지향하는 애호가라면 필히 턴테이블 곁에 꽂아두어야 할 영원한 명작입니다.</w:t>
+        <w:t>프렌치 경음악의 찬란했던 황금기 미학을 고스란히 증언하는 상징적인 명반이자, 우아한 휴식과 사색의 순간을 위한 아날로그 컬렉터들의 필청 소장반입니다.</w:t>
       </w:r>
     </w:p>
     <w:p>
@@ -565,7 +584,7 @@
           <w:color w:val="4338CA"/>
           <w:sz w:val="21"/>
         </w:rPr>
-        <w:t>이 음반을 통해 카라벨리의 섬세하고 영롱한 현악 선율이 일상 속에 따스하게 스며들며 전해주는 감동을 다시 한번 경험해 보시는 것은 어떨까요?</w:t>
+        <w:t>이 음반을 통해 비단결처럼 부드러운 프렌치 현악 선율이 영혼 깊은 곳에 전해주는 감동을 다시 한번 경험해 보시는 것은 어떨까요?</w:t>
       </w:r>
     </w:p>
     <w:sectPr>
